--- a/R/data/analysis/output/citizen_stats/craywatch_citizenscience_rapport.docx
+++ b/R/data/analysis/output/citizen_stats/craywatch_citizenscience_rapport.docx
@@ -33,7 +33,7 @@
           <w:szCs w:val="22"/>
           <w:color w:val="000000"/>
         </w:rPr>
-        <w:t xml:space="preserve">Gegenereerd op: 2025-12-24</w:t>
+        <w:t xml:space="preserve">Gegenereerd op: 2026-03-11</w:t>
       </w:r>
     </w:p>
     <w:p>
